--- a/bai02.docx
+++ b/bai02.docx
@@ -8,25 +8,6 @@
           <w:rFonts w:ascii="Times New Roman" w:hAnsi="Times New Roman" w:cs="Times New Roman"/>
         </w:rPr>
       </w:pPr>
-      <w:r>
-        <w:rPr>
-          <w:rFonts w:ascii="Times New Roman" w:hAnsi="Times New Roman" w:cs="Times New Roman"/>
-        </w:rPr>
-        <w:t>Dưới đây là phần bài làm chi tiết cho yêu cầu phân loại và sắp xếp Product Backlog của hệ thống mượn sách trực tuyến (Release 1).</w:t>
-      </w:r>
-    </w:p>
-    <w:p>
-      <w:pPr>
-        <w:rPr>
-          <w:rFonts w:ascii="Times New Roman" w:hAnsi="Times New Roman" w:cs="Times New Roman"/>
-        </w:rPr>
-      </w:pPr>
-      <w:r>
-        <w:rPr>
-          <w:rFonts w:ascii="Times New Roman" w:hAnsi="Times New Roman" w:cs="Times New Roman"/>
-        </w:rPr>
-        <w:br/>
-      </w:r>
     </w:p>
     <w:p>
       <w:pPr>
@@ -940,7 +921,6 @@
                 <w:b/>
                 <w:bCs/>
               </w:rPr>
-              <w:lastRenderedPageBreak/>
               <w:t>6. Đánh giá &amp; bình luận sách</w:t>
             </w:r>
           </w:p>
@@ -1027,6 +1007,7 @@
                 <w:b/>
                 <w:bCs/>
               </w:rPr>
+              <w:lastRenderedPageBreak/>
               <w:t>7. Gợi ý sách theo sở thích</w:t>
             </w:r>
           </w:p>
@@ -2017,14 +1998,7 @@
         <w:rPr>
           <w:rFonts w:ascii="Times New Roman" w:hAnsi="Times New Roman" w:cs="Times New Roman"/>
         </w:rPr>
-        <w:t xml:space="preserve">Tuy nhiên, tôi bảo vệ quyết định của mình vì năng lực Release 1 bị khóa cứng ở 20 điểm; việc cố "nhồi nhét" tiện ích trải nghiệm (mục 12) hay tính năng nặng về vận hành (mục 11) sẽ trực tiếp đe dọa tiến độ hoàn thành các luồng xương sống cốt lõi (như mượn sách, quản lý kho). Ở giai đoạn MVP, chúng ta thà có một hệ thống đăng nhập hơi bất tiện nhưng cho phép mượn sách </w:t>
-      </w:r>
-      <w:r>
-        <w:rPr>
-          <w:rFonts w:ascii="Times New Roman" w:hAnsi="Times New Roman" w:cs="Times New Roman"/>
-        </w:rPr>
-        <w:lastRenderedPageBreak/>
-        <w:t>thành công, còn hơn là đăng nhập Google rất nhanh nhưng hệ thống bị lỗi luồng mượn sách vì cạn kiệt thời gian code.</w:t>
+        <w:t>Tuy nhiên, tôi bảo vệ quyết định của mình vì năng lực Release 1 bị khóa cứng ở 20 điểm; việc cố "nhồi nhét" tiện ích trải nghiệm (mục 12) hay tính năng nặng về vận hành (mục 11) sẽ trực tiếp đe dọa tiến độ hoàn thành các luồng xương sống cốt lõi (như mượn sách, quản lý kho). Ở giai đoạn MVP, chúng ta thà có một hệ thống đăng nhập hơi bất tiện nhưng cho phép mượn sách thành công, còn hơn là đăng nhập Google rất nhanh nhưng hệ thống bị lỗi luồng mượn sách vì cạn kiệt thời gian code.</w:t>
       </w:r>
     </w:p>
     <w:p>
@@ -2920,6 +2894,7 @@
   <w:style w:type="character" w:default="1" w:styleId="DefaultParagraphFont">
     <w:name w:val="Default Paragraph Font"/>
     <w:uiPriority w:val="1"/>
+    <w:semiHidden/>
     <w:unhideWhenUsed/>
   </w:style>
   <w:style w:type="table" w:default="1" w:styleId="TableNormal">
